--- a/assets/docx/job-91_cover.docx
+++ b/assets/docx/job-91_cover.docx
@@ -69,42 +69,37 @@
     <w:p/>
     <w:p>
       <w:r>
-        <w:t>The heart of your posting is phD + 5 yrs; imaging pipeline, assay scaling, technology</w:t>
+        <w:t>The heart of your posting is steady bench throughput and careful documentation. That is</w:t>
       </w:r>
     </w:p>
     <w:p>
       <w:r>
-        <w:t>development, team leadership. That is close to work I have actually done: making up</w:t>
+        <w:t>close to work I have actually done: making up buffers and reagents, titration and pH work</w:t>
       </w:r>
     </w:p>
     <w:p>
       <w:r>
-        <w:t>buffers and reagents, titration and pH work at the bench, designing experiments with the</w:t>
+        <w:t>at the bench, designing experiments with the team, interpreting the data and writing it up</w:t>
       </w:r>
     </w:p>
     <w:p>
       <w:r>
-        <w:t>team, interpreting the data and writing it up and clear hand-offs with other teams and</w:t>
+        <w:t>and clear hand-offs with other teams and short written updates without being asked. I am</w:t>
       </w:r>
     </w:p>
     <w:p>
       <w:r>
-        <w:t>short written updates without being asked. I am comfortable being the person who keeps a</w:t>
+        <w:t>comfortable being the person who keeps a bench tidy, a record complete and a schedule</w:t>
       </w:r>
     </w:p>
     <w:p>
       <w:r>
-        <w:t>bench tidy, a record complete and a schedule kept. The last decade of running property</w:t>
+        <w:t>kept. The last decade of running property operations on contract sharpened exactly that:</w:t>
       </w:r>
     </w:p>
     <w:p>
       <w:r>
-        <w:t>operations on contract sharpened exactly that: inventory, vendor scheduling, compliance</w:t>
-      </w:r>
-    </w:p>
-    <w:p>
-      <w:r>
-        <w:t>paperwork and receipts that reconcile.</w:t>
+        <w:t>inventory, vendor scheduling, compliance paperwork and receipts that reconcile.</w:t>
       </w:r>
     </w:p>
     <w:p/>
@@ -508,10 +503,6 @@
     <w:name w:val="Normal"/>
     <w:qFormat/>
     <w:rsid w:val="00FC693F"/>
-    <w:rPr>
-      <w:rFonts w:ascii="Calibri" w:hAnsi="Calibri"/>
-      <w:sz w:val="21"/>
-    </w:rPr>
   </w:style>
   <w:style w:type="paragraph" w:styleId="Header">
     <w:name w:val="header"/>
